--- a/27-08-2025 Day 10.docx
+++ b/27-08-2025 Day 10.docx
@@ -142,21 +142,12 @@
           <w:szCs w:val="28"/>
         </w:rPr>
       </w:pPr>
-      <w:proofErr w:type="gramStart"/>
-      <w:r>
-        <w:rPr>
-          <w:sz w:val="28"/>
-          <w:szCs w:val="28"/>
-        </w:rPr>
-        <w:t>IO :</w:t>
-      </w:r>
-      <w:proofErr w:type="gramEnd"/>
-      <w:r>
-        <w:rPr>
-          <w:sz w:val="28"/>
-          <w:szCs w:val="28"/>
-        </w:rPr>
-        <w:t xml:space="preserve"> Input Output Operation </w:t>
+      <w:r>
+        <w:rPr>
+          <w:sz w:val="28"/>
+          <w:szCs w:val="28"/>
+        </w:rPr>
+        <w:t xml:space="preserve">IO : Input Output Operation </w:t>
       </w:r>
     </w:p>
     <w:p>
@@ -172,23 +163,7 @@
           <w:sz w:val="28"/>
           <w:szCs w:val="28"/>
         </w:rPr>
-        <w:t xml:space="preserve">In Java we do IO operation using stream. </w:t>
-      </w:r>
-      <w:proofErr w:type="gramStart"/>
-      <w:r>
-        <w:rPr>
-          <w:sz w:val="28"/>
-          <w:szCs w:val="28"/>
-        </w:rPr>
-        <w:t>Stream :</w:t>
-      </w:r>
-      <w:proofErr w:type="gramEnd"/>
-      <w:r>
-        <w:rPr>
-          <w:sz w:val="28"/>
-          <w:szCs w:val="28"/>
-        </w:rPr>
-        <w:t xml:space="preserve"> flow of data or it is an abstraction between source and destination. </w:t>
+        <w:t xml:space="preserve">In Java we do IO operation using stream. Stream : flow of data or it is an abstraction between source and destination. </w:t>
       </w:r>
     </w:p>
     <w:p>
@@ -616,21 +591,12 @@
         <w:tab/>
       </w:r>
       <w:proofErr w:type="spellStart"/>
-      <w:proofErr w:type="gramStart"/>
-      <w:r>
-        <w:rPr>
-          <w:sz w:val="28"/>
-          <w:szCs w:val="28"/>
-        </w:rPr>
-        <w:t>DataOutputStream,InputStreamReader</w:t>
-      </w:r>
-      <w:proofErr w:type="gramEnd"/>
-      <w:r>
-        <w:rPr>
-          <w:sz w:val="28"/>
-          <w:szCs w:val="28"/>
-        </w:rPr>
-        <w:t>,OutputSteramWriter</w:t>
+      <w:r>
+        <w:rPr>
+          <w:sz w:val="28"/>
+          <w:szCs w:val="28"/>
+        </w:rPr>
+        <w:t>DataOutputStream,InputStreamReader,OutputSteramWriter</w:t>
       </w:r>
       <w:proofErr w:type="spellEnd"/>
       <w:r>
@@ -689,7 +655,6 @@
         <w:t xml:space="preserve">, </w:t>
       </w:r>
       <w:proofErr w:type="spellStart"/>
-      <w:proofErr w:type="gramStart"/>
       <w:r>
         <w:rPr>
           <w:sz w:val="28"/>
@@ -698,7 +663,6 @@
         <w:t>FileReader,FileWriter</w:t>
       </w:r>
       <w:proofErr w:type="spellEnd"/>
-      <w:proofErr w:type="gramEnd"/>
       <w:r>
         <w:rPr>
           <w:sz w:val="28"/>
@@ -732,7 +696,6 @@
         <w:t xml:space="preserve"> </w:t>
       </w:r>
       <w:proofErr w:type="spellStart"/>
-      <w:proofErr w:type="gramStart"/>
       <w:r>
         <w:rPr>
           <w:sz w:val="28"/>
@@ -746,18 +709,9 @@
           <w:sz w:val="28"/>
           <w:szCs w:val="28"/>
         </w:rPr>
-        <w:t xml:space="preserve"> ,</w:t>
-      </w:r>
-      <w:proofErr w:type="gramEnd"/>
-      <w:r>
-        <w:rPr>
-          <w:sz w:val="28"/>
-          <w:szCs w:val="28"/>
-        </w:rPr>
-        <w:t xml:space="preserve"> </w:t>
+        <w:t xml:space="preserve"> , </w:t>
       </w:r>
       <w:proofErr w:type="spellStart"/>
-      <w:proofErr w:type="gramStart"/>
       <w:r>
         <w:rPr>
           <w:sz w:val="28"/>
@@ -766,7 +720,6 @@
         <w:t>BufferedReader,BufferedWriter</w:t>
       </w:r>
       <w:proofErr w:type="spellEnd"/>
-      <w:proofErr w:type="gramEnd"/>
       <w:r>
         <w:rPr>
           <w:sz w:val="28"/>
@@ -954,31 +907,14 @@
           <w:szCs w:val="28"/>
           <w:highlight w:val="yellow"/>
         </w:rPr>
-        <w:t xml:space="preserve">Object </w:t>
-      </w:r>
-      <w:proofErr w:type="gramStart"/>
-      <w:r>
-        <w:rPr>
-          <w:sz w:val="28"/>
-          <w:szCs w:val="28"/>
-          <w:highlight w:val="yellow"/>
-        </w:rPr>
-        <w:t>serialization</w:t>
-      </w:r>
-      <w:r>
-        <w:rPr>
-          <w:sz w:val="28"/>
-          <w:szCs w:val="28"/>
-        </w:rPr>
-        <w:t xml:space="preserve"> :</w:t>
-      </w:r>
-      <w:proofErr w:type="gramEnd"/>
-      <w:r>
-        <w:rPr>
-          <w:sz w:val="28"/>
-          <w:szCs w:val="28"/>
-        </w:rPr>
-        <w:t xml:space="preserve"> converting object into serializable format or byte format. Is known as object serialization. </w:t>
+        <w:t>Object serialization</w:t>
+      </w:r>
+      <w:r>
+        <w:rPr>
+          <w:sz w:val="28"/>
+          <w:szCs w:val="28"/>
+        </w:rPr>
+        <w:t xml:space="preserve"> : converting object into serializable format or byte format. Is known as object serialization. </w:t>
       </w:r>
     </w:p>
     <w:p>
@@ -1115,45 +1051,35 @@
           <w:sz w:val="28"/>
           <w:szCs w:val="28"/>
         </w:rPr>
-        <w:t xml:space="preserve">Maker </w:t>
-      </w:r>
-      <w:proofErr w:type="gramStart"/>
-      <w:r>
+        <w:t>Maker interface</w:t>
+      </w:r>
+      <w:r>
+        <w:rPr>
+          <w:sz w:val="28"/>
+          <w:szCs w:val="28"/>
+        </w:rPr>
+        <w:t xml:space="preserve"> : the interface doesn’t contain any methods that is known as marker interface. </w:t>
+      </w:r>
+    </w:p>
+    <w:p>
+      <w:pPr>
+        <w:ind w:left="720"/>
         <w:rPr>
           <w:b/>
           <w:bCs/>
           <w:sz w:val="28"/>
           <w:szCs w:val="28"/>
         </w:rPr>
-        <w:t>interface</w:t>
-      </w:r>
-      <w:r>
-        <w:rPr>
-          <w:sz w:val="28"/>
-          <w:szCs w:val="28"/>
-        </w:rPr>
-        <w:t xml:space="preserve"> :</w:t>
-      </w:r>
-      <w:proofErr w:type="gramEnd"/>
-      <w:r>
-        <w:rPr>
-          <w:sz w:val="28"/>
-          <w:szCs w:val="28"/>
-        </w:rPr>
-        <w:t xml:space="preserve"> the interface doesn’t contain any methods that is known as marker interface. </w:t>
-      </w:r>
-    </w:p>
-    <w:p>
-      <w:pPr>
-        <w:ind w:left="720"/>
+      </w:pPr>
+      <w:r>
         <w:rPr>
           <w:b/>
           <w:bCs/>
           <w:sz w:val="28"/>
           <w:szCs w:val="28"/>
         </w:rPr>
-      </w:pPr>
-      <w:proofErr w:type="gramStart"/>
+        <w:t xml:space="preserve">Serializable </w:t>
+      </w:r>
       <w:r>
         <w:rPr>
           <w:b/>
@@ -1161,26 +1087,37 @@
           <w:sz w:val="28"/>
           <w:szCs w:val="28"/>
         </w:rPr>
-        <w:t xml:space="preserve">Serializable </w:t>
-      </w:r>
-      <w:r>
+        <w:t xml:space="preserve">: it is a type of marker interface. </w:t>
+      </w:r>
+    </w:p>
+    <w:p>
+      <w:pPr>
         <w:rPr>
           <w:b/>
           <w:bCs/>
           <w:sz w:val="28"/>
           <w:szCs w:val="28"/>
         </w:rPr>
-        <w:t>:</w:t>
-      </w:r>
-      <w:proofErr w:type="gramEnd"/>
-      <w:r>
+      </w:pPr>
+    </w:p>
+    <w:p>
+      <w:pPr>
         <w:rPr>
           <w:b/>
           <w:bCs/>
           <w:sz w:val="28"/>
           <w:szCs w:val="28"/>
         </w:rPr>
-        <w:t xml:space="preserve"> it is a type of marker interface. </w:t>
+      </w:pPr>
+      <w:r>
+        <w:rPr>
+          <w:b/>
+          <w:bCs/>
+          <w:sz w:val="28"/>
+          <w:szCs w:val="28"/>
+        </w:rPr>
+        <w:tab/>
+        <w:t xml:space="preserve">Object De-Serialization : converting byte format object into object format. </w:t>
       </w:r>
     </w:p>
     <w:p>
